--- a/Complete_publication_list_Gu.docx
+++ b/Complete_publication_list_Gu.docx
@@ -324,7 +324,23 @@
           <w:rFonts w:ascii="Calibri" w:hAnsi="Calibri" w:cs="Calibri"/>
           <w:sz w:val="22"/>
         </w:rPr>
-        <w:t xml:space="preserve">Xinhe Jiang, Armin Hochrainer, Jaroslav Kysela, Manuel Erhard, </w:t>
+        <w:t xml:space="preserve">Xinhe Jiang, Armin </w:t>
+      </w:r>
+      <w:proofErr w:type="spellStart"/>
+      <w:r>
+        <w:rPr>
+          <w:rFonts w:ascii="Calibri" w:hAnsi="Calibri" w:cs="Calibri"/>
+          <w:sz w:val="22"/>
+        </w:rPr>
+        <w:t>Hochrainer</w:t>
+      </w:r>
+      <w:proofErr w:type="spellEnd"/>
+      <w:r>
+        <w:rPr>
+          <w:rFonts w:ascii="Calibri" w:hAnsi="Calibri" w:cs="Calibri"/>
+          <w:sz w:val="22"/>
+        </w:rPr>
+        <w:t xml:space="preserve">, Jaroslav Kysela, Manuel Erhard, </w:t>
       </w:r>
       <w:r>
         <w:rPr>
@@ -429,7 +445,23 @@
           <w:rFonts w:ascii="Calibri" w:hAnsi="Calibri" w:cs="Calibri"/>
           <w:sz w:val="22"/>
         </w:rPr>
-        <w:t>, Jian Qin, Ke-Mi Xu, Han-Sen Zhong, Hui Wang, Yu-Ming He, Ming-Chen Chen, Li Li, Nai-Le Liu, Chao-Yang Lu, Jian-Wei Pan</w:t>
+        <w:t xml:space="preserve">, Jian Qin, Ke-Mi Xu, Han-Sen Zhong, Hui Wang, Yu-Ming He, Ming-Chen Chen, Li </w:t>
+      </w:r>
+      <w:proofErr w:type="spellStart"/>
+      <w:r>
+        <w:rPr>
+          <w:rFonts w:ascii="Calibri" w:hAnsi="Calibri" w:cs="Calibri"/>
+          <w:sz w:val="22"/>
+        </w:rPr>
+        <w:t>Li</w:t>
+      </w:r>
+      <w:proofErr w:type="spellEnd"/>
+      <w:r>
+        <w:rPr>
+          <w:rFonts w:ascii="Calibri" w:hAnsi="Calibri" w:cs="Calibri"/>
+          <w:sz w:val="22"/>
+        </w:rPr>
+        <w:t>, Nai-Le Liu, Chao-Yang Lu, Jian-Wei Pan</w:t>
       </w:r>
       <w:r>
         <w:rPr>
@@ -557,12 +589,21 @@
         </w:rPr>
         <w:t xml:space="preserve">Tutorial: Hong-Ou-Mandel interference with Structured Photons. </w:t>
       </w:r>
-      <w:r>
-        <w:rPr>
-          <w:rFonts w:ascii="Calibri" w:hAnsi="Calibri" w:cs="Calibri"/>
-          <w:sz w:val="22"/>
-        </w:rPr>
-        <w:t>Nanophotonics 14(23), 4163-4175 (2025).</w:t>
+      <w:proofErr w:type="spellStart"/>
+      <w:r>
+        <w:rPr>
+          <w:rFonts w:ascii="Calibri" w:hAnsi="Calibri" w:cs="Calibri"/>
+          <w:sz w:val="22"/>
+        </w:rPr>
+        <w:t>Nanophotonics</w:t>
+      </w:r>
+      <w:proofErr w:type="spellEnd"/>
+      <w:r>
+        <w:rPr>
+          <w:rFonts w:ascii="Calibri" w:hAnsi="Calibri" w:cs="Calibri"/>
+          <w:sz w:val="22"/>
+        </w:rPr>
+        <w:t xml:space="preserve"> 14(23), 4163-4175 (2025).</w:t>
       </w:r>
       <w:r>
         <w:rPr>
@@ -997,7 +1038,23 @@
           <w:rFonts w:ascii="Calibri" w:hAnsi="Calibri" w:cs="Calibri"/>
           <w:sz w:val="22"/>
         </w:rPr>
-        <w:t xml:space="preserve">arXiv:2405.17044 (2024); ICML 2024 AI4Science, NeurIPS 2024 ML4PS, ICSSI 2025. </w:t>
+        <w:t xml:space="preserve">arXiv:2405.17044 (2024); ICML 2024 AI4Science, </w:t>
+      </w:r>
+      <w:proofErr w:type="spellStart"/>
+      <w:r>
+        <w:rPr>
+          <w:rFonts w:ascii="Calibri" w:hAnsi="Calibri" w:cs="Calibri"/>
+          <w:sz w:val="22"/>
+        </w:rPr>
+        <w:t>NeurIPS</w:t>
+      </w:r>
+      <w:proofErr w:type="spellEnd"/>
+      <w:r>
+        <w:rPr>
+          <w:rFonts w:ascii="Calibri" w:hAnsi="Calibri" w:cs="Calibri"/>
+          <w:sz w:val="22"/>
+        </w:rPr>
+        <w:t xml:space="preserve"> 2024 ML4PS, ICSSI 2025. </w:t>
       </w:r>
       <w:hyperlink r:id="rId16" w:history="1">
         <w:r>
@@ -1080,7 +1137,23 @@
           <w:rFonts w:ascii="Calibri" w:hAnsi="Calibri" w:cs="Calibri"/>
           <w:sz w:val="22"/>
         </w:rPr>
-        <w:t>, Xing Ding, Run-Ze Liu, Xiang You, Jian Qin, Yun-Fei Wang, Yu-Ming He, Jelmer J. Renema, Yong-Heng Huo, Hui Wang, Chao-Yang Lu, Jian-Wei Pan</w:t>
+        <w:t xml:space="preserve">, Xing Ding, Run-Ze Liu, Xiang You, Jian Qin, Yun-Fei Wang, Yu-Ming He, Jelmer J. </w:t>
+      </w:r>
+      <w:proofErr w:type="spellStart"/>
+      <w:r>
+        <w:rPr>
+          <w:rFonts w:ascii="Calibri" w:hAnsi="Calibri" w:cs="Calibri"/>
+          <w:sz w:val="22"/>
+        </w:rPr>
+        <w:t>Renema</w:t>
+      </w:r>
+      <w:proofErr w:type="spellEnd"/>
+      <w:r>
+        <w:rPr>
+          <w:rFonts w:ascii="Calibri" w:hAnsi="Calibri" w:cs="Calibri"/>
+          <w:sz w:val="22"/>
+        </w:rPr>
+        <w:t>, Yong-Heng Huo, Hui Wang, Chao-Yang Lu, Jian-Wei Pan</w:t>
       </w:r>
       <w:r>
         <w:rPr>
@@ -1186,14 +1259,48 @@
           <w:i/>
           <w:sz w:val="22"/>
         </w:rPr>
-        <w:t xml:space="preserve">. Digital Discovery of 100 diverse Quantum Experiments with PyTheus. </w:t>
-      </w:r>
-      <w:r>
-        <w:rPr>
-          <w:rFonts w:ascii="Calibri" w:hAnsi="Calibri" w:cs="Calibri"/>
-          <w:sz w:val="22"/>
-        </w:rPr>
-        <w:t xml:space="preserve">Quantum 7, 1204 (2023); Best Award, ML4Physical Sciences, NeurIPS 2023. </w:t>
+        <w:t xml:space="preserve">. Digital Discovery of 100 diverse Quantum Experiments with </w:t>
+      </w:r>
+      <w:proofErr w:type="spellStart"/>
+      <w:r>
+        <w:rPr>
+          <w:rFonts w:ascii="Calibri" w:hAnsi="Calibri" w:cs="Calibri"/>
+          <w:i/>
+          <w:sz w:val="22"/>
+        </w:rPr>
+        <w:t>PyTheus</w:t>
+      </w:r>
+      <w:proofErr w:type="spellEnd"/>
+      <w:r>
+        <w:rPr>
+          <w:rFonts w:ascii="Calibri" w:hAnsi="Calibri" w:cs="Calibri"/>
+          <w:i/>
+          <w:sz w:val="22"/>
+        </w:rPr>
+        <w:t xml:space="preserve">. </w:t>
+      </w:r>
+      <w:r>
+        <w:rPr>
+          <w:rFonts w:ascii="Calibri" w:hAnsi="Calibri" w:cs="Calibri"/>
+          <w:sz w:val="22"/>
+        </w:rPr>
+        <w:t xml:space="preserve">Quantum 7, 1204 (2023); Best Award, ML4Physical Sciences, </w:t>
+      </w:r>
+      <w:proofErr w:type="spellStart"/>
+      <w:r>
+        <w:rPr>
+          <w:rFonts w:ascii="Calibri" w:hAnsi="Calibri" w:cs="Calibri"/>
+          <w:sz w:val="22"/>
+        </w:rPr>
+        <w:t>NeurIPS</w:t>
+      </w:r>
+      <w:proofErr w:type="spellEnd"/>
+      <w:r>
+        <w:rPr>
+          <w:rFonts w:ascii="Calibri" w:hAnsi="Calibri" w:cs="Calibri"/>
+          <w:sz w:val="22"/>
+        </w:rPr>
+        <w:t xml:space="preserve"> 2023. </w:t>
       </w:r>
       <w:hyperlink r:id="rId18" w:history="1">
         <w:r>
@@ -1285,8 +1392,17 @@
           <w:rFonts w:ascii="Calibri" w:hAnsi="Calibri" w:cs="Calibri"/>
           <w:sz w:val="22"/>
         </w:rPr>
-        <w:t>, Alejandro Pozas-Kerstjens</w:t>
-      </w:r>
+        <w:t>, Alejandro Pozas-</w:t>
+      </w:r>
+      <w:proofErr w:type="spellStart"/>
+      <w:r>
+        <w:rPr>
+          <w:rFonts w:ascii="Calibri" w:hAnsi="Calibri" w:cs="Calibri"/>
+          <w:sz w:val="22"/>
+        </w:rPr>
+        <w:t>Kerstjens</w:t>
+      </w:r>
+      <w:proofErr w:type="spellEnd"/>
       <w:r>
         <w:rPr>
           <w:rFonts w:ascii="Tahoma" w:hAnsi="Tahoma" w:cs="Tahoma"/>
@@ -1301,7 +1417,23 @@
           <w:rFonts w:ascii="Calibri" w:hAnsi="Calibri" w:cs="Calibri"/>
           <w:sz w:val="22"/>
         </w:rPr>
-        <w:t>, Yang-Fan Jiang, Dian Wu, Bing Bai, Qi-Chao Sun, Ming-Cheng Chen, Jun Zhang, Sixia Yu, Qiang Zhang, Chao-Yang Lu, Jian-Wei Pan</w:t>
+        <w:t xml:space="preserve">, Yang-Fan Jiang, Dian Wu, Bing Bai, Qi-Chao Sun, Ming-Cheng Chen, Jun Zhang, </w:t>
+      </w:r>
+      <w:proofErr w:type="spellStart"/>
+      <w:r>
+        <w:rPr>
+          <w:rFonts w:ascii="Calibri" w:hAnsi="Calibri" w:cs="Calibri"/>
+          <w:sz w:val="22"/>
+        </w:rPr>
+        <w:t>Sixia</w:t>
+      </w:r>
+      <w:proofErr w:type="spellEnd"/>
+      <w:r>
+        <w:rPr>
+          <w:rFonts w:ascii="Calibri" w:hAnsi="Calibri" w:cs="Calibri"/>
+          <w:sz w:val="22"/>
+        </w:rPr>
+        <w:t xml:space="preserve"> Yu, Qiang Zhang, Chao-Yang Lu, Jian-Wei Pan</w:t>
       </w:r>
       <w:r>
         <w:rPr>
@@ -1463,7 +1595,23 @@
           <w:rFonts w:ascii="Calibri" w:hAnsi="Calibri" w:cs="Calibri"/>
           <w:sz w:val="22"/>
         </w:rPr>
-        <w:t>, Dian Wu, Bing Bai, Ming-Cheng Chen, Qi-Chao Sun, Jun Zhang, Sixia Yu, Qiang Zhang, Chao-Yang Lu, Jian-Wei Pan</w:t>
+        <w:t xml:space="preserve">, Dian Wu, Bing Bai, Ming-Cheng Chen, Qi-Chao Sun, Jun Zhang, </w:t>
+      </w:r>
+      <w:proofErr w:type="spellStart"/>
+      <w:r>
+        <w:rPr>
+          <w:rFonts w:ascii="Calibri" w:hAnsi="Calibri" w:cs="Calibri"/>
+          <w:sz w:val="22"/>
+        </w:rPr>
+        <w:t>Sixia</w:t>
+      </w:r>
+      <w:proofErr w:type="spellEnd"/>
+      <w:r>
+        <w:rPr>
+          <w:rFonts w:ascii="Calibri" w:hAnsi="Calibri" w:cs="Calibri"/>
+          <w:sz w:val="22"/>
+        </w:rPr>
+        <w:t xml:space="preserve"> Yu, Qiang Zhang, Chao-Yang Lu, Jian-Wei Pan</w:t>
       </w:r>
       <w:r>
         <w:rPr>
@@ -1627,7 +1775,23 @@
           <w:rFonts w:ascii="Calibri" w:hAnsi="Calibri" w:cs="Calibri"/>
           <w:sz w:val="22"/>
         </w:rPr>
-        <w:t>, Liang Huang, Bing Bai, Qi-Chao Sun, Xingjian Zhang, Si-Qiu Gong, Yingqiu Mao, Han-Sen Zhong, Ming-Cheng Chen, Jun Zhang, Qiang Zhang, Chao-Yang Lu, Jian-Wei Pan</w:t>
+        <w:t xml:space="preserve">, Liang Huang, Bing Bai, Qi-Chao Sun, Xingjian Zhang, Si-Qiu Gong, </w:t>
+      </w:r>
+      <w:proofErr w:type="spellStart"/>
+      <w:r>
+        <w:rPr>
+          <w:rFonts w:ascii="Calibri" w:hAnsi="Calibri" w:cs="Calibri"/>
+          <w:sz w:val="22"/>
+        </w:rPr>
+        <w:t>Yingqiu</w:t>
+      </w:r>
+      <w:proofErr w:type="spellEnd"/>
+      <w:r>
+        <w:rPr>
+          <w:rFonts w:ascii="Calibri" w:hAnsi="Calibri" w:cs="Calibri"/>
+          <w:sz w:val="22"/>
+        </w:rPr>
+        <w:t xml:space="preserve"> Mao, Han-Sen Zhong, Ming-Cheng Chen, Jun Zhang, Qiang Zhang, Chao-Yang Lu, Jian-Wei Pan</w:t>
       </w:r>
       <w:r>
         <w:rPr>
@@ -1910,7 +2074,23 @@
           <w:rFonts w:ascii="Calibri" w:hAnsi="Calibri" w:cs="Calibri"/>
           <w:sz w:val="22"/>
         </w:rPr>
-        <w:t>, Han-Sen Zhong, You Zhou, Li-Chao Peng, Jian Qin, Yi-Han Luo, Kai Chen, Li Li, Nai-Le Liu, Chao-Yang Lu, Jian-Wei Pan</w:t>
+        <w:t xml:space="preserve">, Han-Sen Zhong, You Zhou, Li-Chao Peng, Jian Qin, Yi-Han Luo, Kai Chen, Li </w:t>
+      </w:r>
+      <w:proofErr w:type="spellStart"/>
+      <w:r>
+        <w:rPr>
+          <w:rFonts w:ascii="Calibri" w:hAnsi="Calibri" w:cs="Calibri"/>
+          <w:sz w:val="22"/>
+        </w:rPr>
+        <w:t>Li</w:t>
+      </w:r>
+      <w:proofErr w:type="spellEnd"/>
+      <w:r>
+        <w:rPr>
+          <w:rFonts w:ascii="Calibri" w:hAnsi="Calibri" w:cs="Calibri"/>
+          <w:sz w:val="22"/>
+        </w:rPr>
+        <w:t>, Nai-Le Liu, Chao-Yang Lu, Jian-Wei Pan</w:t>
       </w:r>
       <w:r>
         <w:rPr>
@@ -2041,7 +2221,39 @@
           <w:rFonts w:ascii="Calibri" w:hAnsi="Calibri" w:cs="Calibri"/>
           <w:sz w:val="22"/>
         </w:rPr>
-        <w:t>, Dian Wu, Xiang You, Hui Wang, Christian Schneider, Sven Höfling, Yong-Heng Huo, Chao-Yang Lu, Nai-Le Liu, Li Li, Jian-Wei Pan</w:t>
+        <w:t xml:space="preserve">, Dian Wu, Xiang You, Hui Wang, Christian Schneider, Sven </w:t>
+      </w:r>
+      <w:proofErr w:type="spellStart"/>
+      <w:r>
+        <w:rPr>
+          <w:rFonts w:ascii="Calibri" w:hAnsi="Calibri" w:cs="Calibri"/>
+          <w:sz w:val="22"/>
+        </w:rPr>
+        <w:t>Höfling</w:t>
+      </w:r>
+      <w:proofErr w:type="spellEnd"/>
+      <w:r>
+        <w:rPr>
+          <w:rFonts w:ascii="Calibri" w:hAnsi="Calibri" w:cs="Calibri"/>
+          <w:sz w:val="22"/>
+        </w:rPr>
+        <w:t xml:space="preserve">, Yong-Heng Huo, Chao-Yang Lu, Nai-Le Liu, Li </w:t>
+      </w:r>
+      <w:proofErr w:type="spellStart"/>
+      <w:r>
+        <w:rPr>
+          <w:rFonts w:ascii="Calibri" w:hAnsi="Calibri" w:cs="Calibri"/>
+          <w:sz w:val="22"/>
+        </w:rPr>
+        <w:t>Li</w:t>
+      </w:r>
+      <w:proofErr w:type="spellEnd"/>
+      <w:r>
+        <w:rPr>
+          <w:rFonts w:ascii="Calibri" w:hAnsi="Calibri" w:cs="Calibri"/>
+          <w:sz w:val="22"/>
+        </w:rPr>
+        <w:t>, Jian-Wei Pan</w:t>
       </w:r>
       <w:r>
         <w:rPr>
@@ -2496,13 +2708,23 @@
         </w:rPr>
         <w:t xml:space="preserve">. </w:t>
       </w:r>
+      <w:proofErr w:type="spellStart"/>
       <w:r>
         <w:rPr>
           <w:rFonts w:ascii="Calibri" w:hAnsi="Calibri" w:cs="Calibri"/>
           <w:i/>
           <w:sz w:val="22"/>
         </w:rPr>
-        <w:t xml:space="preserve">Gouy Phase Radial Mode Sorter for Light: Concepts and Experiments. </w:t>
+        <w:t>Gouy</w:t>
+      </w:r>
+      <w:proofErr w:type="spellEnd"/>
+      <w:r>
+        <w:rPr>
+          <w:rFonts w:ascii="Calibri" w:hAnsi="Calibri" w:cs="Calibri"/>
+          <w:i/>
+          <w:sz w:val="22"/>
+        </w:rPr>
+        <w:t xml:space="preserve"> Phase Radial Mode Sorter for Light: Concepts and Experiments. </w:t>
       </w:r>
       <w:r>
         <w:rPr>
@@ -2565,6 +2787,7 @@
           <w:b/>
           <w:bCs/>
           <w:sz w:val="22"/>
+          <w:lang w:val="de-AT"/>
         </w:rPr>
         <w:lastRenderedPageBreak/>
         <w:t>2</w:t>
@@ -2575,6 +2798,7 @@
           <w:b/>
           <w:bCs/>
           <w:sz w:val="22"/>
+          <w:lang w:val="de-AT"/>
         </w:rPr>
         <w:t>4</w:t>
       </w:r>
@@ -2584,6 +2808,7 @@
           <w:b/>
           <w:bCs/>
           <w:sz w:val="22"/>
+          <w:lang w:val="de-AT"/>
         </w:rPr>
         <w:t>)</w:t>
       </w:r>
@@ -2591,6 +2816,7 @@
         <w:rPr>
           <w:rFonts w:ascii="Calibri" w:hAnsi="Calibri" w:cs="Calibri"/>
           <w:sz w:val="22"/>
+          <w:lang w:val="de-AT"/>
         </w:rPr>
         <w:t xml:space="preserve"> Mario Krenn, </w:t>
       </w:r>
@@ -2599,6 +2825,7 @@
           <w:rFonts w:ascii="Calibri" w:hAnsi="Calibri" w:cs="Calibri"/>
           <w:b/>
           <w:sz w:val="22"/>
+          <w:lang w:val="de-AT"/>
         </w:rPr>
         <w:t>Xuemei Gu</w:t>
       </w:r>
@@ -2606,6 +2833,7 @@
         <w:rPr>
           <w:rFonts w:ascii="Calibri" w:hAnsi="Calibri" w:cs="Calibri"/>
           <w:sz w:val="22"/>
+          <w:lang w:val="de-AT"/>
         </w:rPr>
         <w:t>, Anton Zeilinger</w:t>
       </w:r>
@@ -2614,6 +2842,7 @@
           <w:rFonts w:ascii="Calibri" w:hAnsi="Calibri" w:cs="Calibri"/>
           <w:i/>
           <w:sz w:val="22"/>
+          <w:lang w:val="de-AT"/>
         </w:rPr>
         <w:t xml:space="preserve">. </w:t>
       </w:r>
@@ -2934,13 +3163,23 @@
         </w:rPr>
         <w:t xml:space="preserve"> </w:t>
       </w:r>
+      <w:proofErr w:type="spellStart"/>
       <w:r>
         <w:rPr>
           <w:rFonts w:ascii="Calibri" w:hAnsi="Calibri" w:cs="Calibri"/>
           <w:sz w:val="22"/>
           <w:lang w:val="de-AT"/>
         </w:rPr>
-        <w:t xml:space="preserve">Yuanyuan Chen, Dong Jiang, </w:t>
+        <w:t>Yuanyuan</w:t>
+      </w:r>
+      <w:proofErr w:type="spellEnd"/>
+      <w:r>
+        <w:rPr>
+          <w:rFonts w:ascii="Calibri" w:hAnsi="Calibri" w:cs="Calibri"/>
+          <w:sz w:val="22"/>
+          <w:lang w:val="de-AT"/>
+        </w:rPr>
+        <w:t xml:space="preserve"> Chen, Dong Jiang, </w:t>
       </w:r>
       <w:r>
         <w:rPr>
@@ -3339,7 +3578,21 @@
           <w:rFonts w:ascii="Calibri" w:hAnsi="Calibri" w:cs="Calibri"/>
           <w:sz w:val="22"/>
         </w:rPr>
-        <w:t xml:space="preserve">arXiv:2511.16529 (2026). </w:t>
+        <w:t>arXiv:2511.16529 (202</w:t>
+      </w:r>
+      <w:r>
+        <w:rPr>
+          <w:rFonts w:ascii="Calibri" w:hAnsi="Calibri" w:cs="Calibri"/>
+          <w:sz w:val="22"/>
+        </w:rPr>
+        <w:t>5</w:t>
+      </w:r>
+      <w:r>
+        <w:rPr>
+          <w:rFonts w:ascii="Calibri" w:hAnsi="Calibri" w:cs="Calibri"/>
+          <w:sz w:val="22"/>
+        </w:rPr>
+        <w:t xml:space="preserve">). </w:t>
       </w:r>
       <w:hyperlink r:id="rId39" w:history="1">
         <w:r>
@@ -4152,7 +4405,7 @@
     <w:pPr>
       <w:pStyle w:val="Header"/>
       <w:rPr>
-        <w:rFonts w:asciiTheme="majorHAnsi" w:hAnsiTheme="majorHAnsi" w:cstheme="majorHAnsi" w:hint="eastAsia"/>
+        <w:rFonts w:asciiTheme="majorHAnsi" w:hAnsiTheme="majorHAnsi" w:cstheme="majorHAnsi"/>
         <w:sz w:val="22"/>
         <w:szCs w:val="21"/>
         <w:lang w:eastAsia="zh-CN"/>
